--- a/en/files/templates/Informed_Consent_Template.docx
+++ b/en/files/templates/Informed_Consent_Template.docx
@@ -441,7 +441,7 @@
         <w:pStyle w:val="Heading1"/>
       </w:pPr>
       <w:r>
-        <w:t>Part A — Participant information sheet</w:t>
+        <w:t>Part A. Participant information sheet</w:t>
       </w:r>
     </w:p>
     <w:p>
@@ -805,7 +805,7 @@
                 <w:color w:val="055F56"/>
                 <w:sz w:val="20"/>
               </w:rPr>
-              <w:t>When the patient cannot decide for themselves (guidance — keep only what applies)</w:t>
+              <w:t>When the patient cannot decide for themselves (guidance: keep only what applies)</w:t>
             </w:r>
           </w:p>
           <w:p>
@@ -938,7 +938,7 @@
         <w:pStyle w:val="Heading1"/>
       </w:pPr>
       <w:r>
-        <w:t>Part B — Consent form</w:t>
+        <w:t>Part B. Consent form</w:t>
       </w:r>
     </w:p>
     <w:tbl>
